--- a/DOCs/Roteiro de desenvolvimento ver 5.0.docx
+++ b/DOCs/Roteiro de desenvolvimento ver 5.0.docx
@@ -8,11 +8,19 @@
           <w:b/>
         </w:rPr>
       </w:pPr>
-      <w:r>
-        <w:rPr>
-          <w:b/>
-        </w:rPr>
-        <w:t xml:space="preserve">Roadmap Técnico </w:t>
+      <w:proofErr w:type="spellStart"/>
+      <w:r>
+        <w:rPr>
+          <w:b/>
+        </w:rPr>
+        <w:t>Roadmap</w:t>
+      </w:r>
+      <w:proofErr w:type="spellEnd"/>
+      <w:r>
+        <w:rPr>
+          <w:b/>
+        </w:rPr>
+        <w:t xml:space="preserve"> Técnico </w:t>
       </w:r>
       <w:proofErr w:type="gramStart"/>
       <w:r>
@@ -26,21 +34,60 @@
         <w:rPr>
           <w:b/>
         </w:rPr>
-        <w:t>0: GSC-AssetGuard</w:t>
-      </w:r>
-    </w:p>
-    <w:p>
-      <w:r>
-        <w:t xml:space="preserve">Status: Revisado e Alinhado | Foco: Gestão Completa (Operação + Backoffice) | Stack: </w:t>
-      </w:r>
+        <w:t>0: GSC-</w:t>
+      </w:r>
+      <w:proofErr w:type="spellStart"/>
+      <w:r>
+        <w:rPr>
+          <w:b/>
+        </w:rPr>
+        <w:t>AssetGuard</w:t>
+      </w:r>
+      <w:proofErr w:type="spellEnd"/>
+    </w:p>
+    <w:p>
+      <w:r>
+        <w:t xml:space="preserve">Status: Revisado e Alinhado | Foco: Gestão Completa (Operação + </w:t>
+      </w:r>
+      <w:proofErr w:type="spellStart"/>
+      <w:r>
+        <w:t>Backoffice</w:t>
+      </w:r>
+      <w:proofErr w:type="spellEnd"/>
+      <w:r>
+        <w:t xml:space="preserve">) | </w:t>
+      </w:r>
+      <w:proofErr w:type="spellStart"/>
+      <w:r>
+        <w:t>Stack</w:t>
+      </w:r>
+      <w:proofErr w:type="spellEnd"/>
+      <w:r>
+        <w:t xml:space="preserve">: </w:t>
+      </w:r>
+      <w:proofErr w:type="spellStart"/>
       <w:proofErr w:type="gramStart"/>
       <w:r>
         <w:t>NestJS</w:t>
       </w:r>
-      <w:proofErr w:type="gramEnd"/>
-      <w:r>
-        <w:t xml:space="preserve"> + React + SQLite</w:t>
-      </w:r>
+      <w:proofErr w:type="spellEnd"/>
+      <w:proofErr w:type="gramEnd"/>
+      <w:r>
+        <w:t xml:space="preserve"> + </w:t>
+      </w:r>
+      <w:proofErr w:type="spellStart"/>
+      <w:r>
+        <w:t>React</w:t>
+      </w:r>
+      <w:proofErr w:type="spellEnd"/>
+      <w:r>
+        <w:t xml:space="preserve"> + </w:t>
+      </w:r>
+      <w:proofErr w:type="spellStart"/>
+      <w:r>
+        <w:t>SQLite</w:t>
+      </w:r>
+      <w:proofErr w:type="spellEnd"/>
     </w:p>
     <w:p/>
     <w:p>
@@ -71,7 +118,23 @@
           <w:b/>
           <w:sz w:val="24"/>
         </w:rPr>
-        <w:t>: Fundação &amp; Segurança (Identity &amp; Access) - [CONCLUÍDO]</w:t>
+        <w:t>: Fundação &amp; Segurança (</w:t>
+      </w:r>
+      <w:proofErr w:type="spellStart"/>
+      <w:r>
+        <w:rPr>
+          <w:b/>
+          <w:sz w:val="24"/>
+        </w:rPr>
+        <w:t>Identity</w:t>
+      </w:r>
+      <w:proofErr w:type="spellEnd"/>
+      <w:r>
+        <w:rPr>
+          <w:b/>
+          <w:sz w:val="24"/>
+        </w:rPr>
+        <w:t xml:space="preserve"> &amp; Access) - [CONCLUÍDO]</w:t>
       </w:r>
     </w:p>
     <w:p>
@@ -102,7 +165,23 @@
       </w:r>
       <w:proofErr w:type="gramEnd"/>
       <w:r>
-        <w:t>js + NestJS + SQLite configurado.</w:t>
+        <w:t xml:space="preserve">js + </w:t>
+      </w:r>
+      <w:proofErr w:type="spellStart"/>
+      <w:r>
+        <w:t>NestJS</w:t>
+      </w:r>
+      <w:proofErr w:type="spellEnd"/>
+      <w:r>
+        <w:t xml:space="preserve"> + </w:t>
+      </w:r>
+      <w:proofErr w:type="spellStart"/>
+      <w:r>
+        <w:t>SQLite</w:t>
+      </w:r>
+      <w:proofErr w:type="spellEnd"/>
+      <w:r>
+        <w:t xml:space="preserve"> configurado.</w:t>
       </w:r>
     </w:p>
     <w:p/>
@@ -110,13 +189,23 @@
       <w:r>
         <w:t xml:space="preserve">[x] Inicialização do </w:t>
       </w:r>
+      <w:proofErr w:type="spellStart"/>
       <w:proofErr w:type="gramStart"/>
       <w:r>
         <w:t>NestJS</w:t>
       </w:r>
-      <w:proofErr w:type="gramEnd"/>
-      <w:r>
-        <w:t xml:space="preserve"> (projeto api-assetguard criado).</w:t>
+      <w:proofErr w:type="spellEnd"/>
+      <w:proofErr w:type="gramEnd"/>
+      <w:r>
+        <w:t xml:space="preserve"> (projeto </w:t>
+      </w:r>
+      <w:proofErr w:type="spellStart"/>
+      <w:r>
+        <w:t>api-assetguard</w:t>
+      </w:r>
+      <w:proofErr w:type="spellEnd"/>
+      <w:r>
+        <w:t xml:space="preserve"> criado).</w:t>
       </w:r>
     </w:p>
     <w:p/>
@@ -124,19 +213,37 @@
       <w:r>
         <w:t>[x] Configuração do Banco de Dados (</w:t>
       </w:r>
+      <w:proofErr w:type="spellStart"/>
       <w:proofErr w:type="gramStart"/>
       <w:r>
         <w:t>SQLite</w:t>
       </w:r>
-      <w:proofErr w:type="gramEnd"/>
-      <w:r>
-        <w:t xml:space="preserve"> com TypeORM rodando em disco local).</w:t>
+      <w:proofErr w:type="spellEnd"/>
+      <w:proofErr w:type="gramEnd"/>
+      <w:r>
+        <w:t xml:space="preserve"> com </w:t>
+      </w:r>
+      <w:proofErr w:type="spellStart"/>
+      <w:r>
+        <w:t>TypeORM</w:t>
+      </w:r>
+      <w:proofErr w:type="spellEnd"/>
+      <w:r>
+        <w:t xml:space="preserve"> rodando em disco local).</w:t>
       </w:r>
     </w:p>
     <w:p/>
     <w:p>
       <w:r>
-        <w:t xml:space="preserve">[x] Módulo de Autenticação (Auth) </w:t>
+        <w:t>[x] Módulo de Autenticação (</w:t>
+      </w:r>
+      <w:proofErr w:type="spellStart"/>
+      <w:r>
+        <w:t>Auth</w:t>
+      </w:r>
+      <w:proofErr w:type="spellEnd"/>
+      <w:r>
+        <w:t xml:space="preserve">) </w:t>
       </w:r>
       <w:proofErr w:type="gramStart"/>
       <w:r>
@@ -144,18 +251,44 @@
       </w:r>
       <w:proofErr w:type="gramEnd"/>
       <w:r>
-        <w:t xml:space="preserve"> com JWT e validação de hash (bcrypt).</w:t>
+        <w:t xml:space="preserve"> com JWT e validação de </w:t>
+      </w:r>
+      <w:proofErr w:type="spellStart"/>
+      <w:r>
+        <w:t>hash</w:t>
+      </w:r>
+      <w:proofErr w:type="spellEnd"/>
+      <w:r>
+        <w:t xml:space="preserve"> (</w:t>
+      </w:r>
+      <w:proofErr w:type="spellStart"/>
+      <w:r>
+        <w:t>bcrypt</w:t>
+      </w:r>
+      <w:proofErr w:type="spellEnd"/>
+      <w:r>
+        <w:t>).</w:t>
       </w:r>
     </w:p>
     <w:p/>
     <w:p>
       <w:r>
-        <w:t xml:space="preserve">[x] Proteção de rotas via Guards configurada no </w:t>
-      </w:r>
+        <w:t xml:space="preserve">[x] Proteção de rotas via </w:t>
+      </w:r>
+      <w:proofErr w:type="spellStart"/>
+      <w:r>
+        <w:t>Guards</w:t>
+      </w:r>
+      <w:proofErr w:type="spellEnd"/>
+      <w:r>
+        <w:t xml:space="preserve"> configurada no </w:t>
+      </w:r>
+      <w:proofErr w:type="spellStart"/>
       <w:proofErr w:type="gramStart"/>
       <w:r>
         <w:t>NestJS</w:t>
       </w:r>
+      <w:proofErr w:type="spellEnd"/>
       <w:proofErr w:type="gramEnd"/>
       <w:r>
         <w:t>.</w:t>
@@ -164,7 +297,23 @@
     <w:p/>
     <w:p>
       <w:r>
-        <w:t>[x] Tabela User (Administradores) criada e operante (Injeção de usuário admin via script Python realizada).</w:t>
+        <w:t xml:space="preserve">[x] Tabela </w:t>
+      </w:r>
+      <w:proofErr w:type="spellStart"/>
+      <w:r>
+        <w:t>User</w:t>
+      </w:r>
+      <w:proofErr w:type="spellEnd"/>
+      <w:r>
+        <w:t xml:space="preserve"> (Administradores) criada e operante (Injeção de usuário </w:t>
+      </w:r>
+      <w:proofErr w:type="spellStart"/>
+      <w:r>
+        <w:t>admin</w:t>
+      </w:r>
+      <w:proofErr w:type="spellEnd"/>
+      <w:r>
+        <w:t xml:space="preserve"> via script Python realizada).</w:t>
       </w:r>
     </w:p>
     <w:p/>
@@ -207,7 +356,15 @@
     <w:p/>
     <w:p>
       <w:r>
-        <w:t>[x] Entidade Asset (Ativo/Coletor) concluída:</w:t>
+        <w:t xml:space="preserve">[x] Entidade </w:t>
+      </w:r>
+      <w:proofErr w:type="spellStart"/>
+      <w:r>
+        <w:t>Asset</w:t>
+      </w:r>
+      <w:proofErr w:type="spellEnd"/>
+      <w:r>
+        <w:t xml:space="preserve"> (Ativo/Coletor) concluída:</w:t>
       </w:r>
     </w:p>
     <w:p/>
@@ -215,13 +372,47 @@
       <w:r>
         <w:t xml:space="preserve">Campos implementados: id (UUID), </w:t>
       </w:r>
+      <w:proofErr w:type="spellStart"/>
       <w:proofErr w:type="gramStart"/>
       <w:r>
         <w:t>internalId</w:t>
       </w:r>
-      <w:proofErr w:type="gramEnd"/>
-      <w:r>
-        <w:t xml:space="preserve"> (Unique), serialNumber (Unique), model e status (AVAILABLE, IN_USE, MAINTENANCE, OVERDUE).</w:t>
+      <w:proofErr w:type="spellEnd"/>
+      <w:proofErr w:type="gramEnd"/>
+      <w:r>
+        <w:t xml:space="preserve"> (</w:t>
+      </w:r>
+      <w:proofErr w:type="spellStart"/>
+      <w:r>
+        <w:t>Unique</w:t>
+      </w:r>
+      <w:proofErr w:type="spellEnd"/>
+      <w:r>
+        <w:t xml:space="preserve">), </w:t>
+      </w:r>
+      <w:proofErr w:type="spellStart"/>
+      <w:r>
+        <w:t>serialNumber</w:t>
+      </w:r>
+      <w:proofErr w:type="spellEnd"/>
+      <w:r>
+        <w:t xml:space="preserve"> (</w:t>
+      </w:r>
+      <w:proofErr w:type="spellStart"/>
+      <w:r>
+        <w:t>Unique</w:t>
+      </w:r>
+      <w:proofErr w:type="spellEnd"/>
+      <w:r>
+        <w:t xml:space="preserve">), </w:t>
+      </w:r>
+      <w:proofErr w:type="spellStart"/>
+      <w:r>
+        <w:t>model</w:t>
+      </w:r>
+      <w:proofErr w:type="spellEnd"/>
+      <w:r>
+        <w:t xml:space="preserve"> e status (AVAILABLE, IN_USE, MAINTENANCE, OVERDUE).</w:t>
       </w:r>
     </w:p>
     <w:p/>
@@ -261,13 +452,22 @@
         </w:rPr>
         <w:t xml:space="preserve">Entidade </w:t>
       </w:r>
+      <w:proofErr w:type="spellStart"/>
       <w:proofErr w:type="gramStart"/>
       <w:r>
         <w:rPr>
           <w:b/>
           <w:bCs/>
         </w:rPr>
-        <w:t xml:space="preserve">Collaborator </w:t>
+        <w:t>Collaborator</w:t>
+      </w:r>
+      <w:proofErr w:type="spellEnd"/>
+      <w:r>
+        <w:rPr>
+          <w:b/>
+          <w:bCs/>
+        </w:rPr>
+        <w:t xml:space="preserve"> </w:t>
       </w:r>
       <w:r>
         <w:rPr>
@@ -289,13 +489,31 @@
       <w:r>
         <w:t xml:space="preserve">Campos: id, nome, </w:t>
       </w:r>
+      <w:proofErr w:type="spellStart"/>
       <w:proofErr w:type="gramStart"/>
       <w:r>
         <w:t>cpf</w:t>
       </w:r>
-      <w:proofErr w:type="gramEnd"/>
-      <w:r>
-        <w:t xml:space="preserve"> (Unique, indexado), turno, ativo (boolean - para demissões lógicas).</w:t>
+      <w:proofErr w:type="spellEnd"/>
+      <w:proofErr w:type="gramEnd"/>
+      <w:r>
+        <w:t xml:space="preserve"> (</w:t>
+      </w:r>
+      <w:proofErr w:type="spellStart"/>
+      <w:r>
+        <w:t>Unique</w:t>
+      </w:r>
+      <w:proofErr w:type="spellEnd"/>
+      <w:r>
+        <w:t>, indexado), turno, ativo (</w:t>
+      </w:r>
+      <w:proofErr w:type="spellStart"/>
+      <w:r>
+        <w:t>boolean</w:t>
+      </w:r>
+      <w:proofErr w:type="spellEnd"/>
+      <w:r>
+        <w:t xml:space="preserve"> - para demissões lógicas).</w:t>
       </w:r>
     </w:p>
     <w:p>
@@ -369,7 +587,31 @@
         </w:numPr>
       </w:pPr>
       <w:r>
-        <w:t>Segurança: No banco de dados, salvaremos apenas os números (ex: 12345678900) e não a string formatada (123.456.789-00). Isso evita erros de busca se alguém digitar um ponto no lugar errado. Faremos essa limpeza no Controller antes de salvar.</w:t>
+        <w:t>Segurança: No banco de dados, salvaremos apenas os números (</w:t>
+      </w:r>
+      <w:proofErr w:type="spellStart"/>
+      <w:r>
+        <w:t>ex</w:t>
+      </w:r>
+      <w:proofErr w:type="spellEnd"/>
+      <w:r>
+        <w:t xml:space="preserve">: 12345678900) e não a </w:t>
+      </w:r>
+      <w:proofErr w:type="spellStart"/>
+      <w:r>
+        <w:t>string</w:t>
+      </w:r>
+      <w:proofErr w:type="spellEnd"/>
+      <w:r>
+        <w:t xml:space="preserve"> formatada (123.456.789-00). Isso evita erros de busca se alguém digitar um ponto no lugar errado. Faremos essa limpeza no </w:t>
+      </w:r>
+      <w:proofErr w:type="spellStart"/>
+      <w:r>
+        <w:t>Controller</w:t>
+      </w:r>
+      <w:proofErr w:type="spellEnd"/>
+      <w:r>
+        <w:t xml:space="preserve"> antes de salvar.</w:t>
       </w:r>
     </w:p>
     <w:p/>
@@ -388,14 +630,28 @@
         </w:rPr>
         <w:t>[x</w:t>
       </w:r>
-      <w:bookmarkStart w:id="0" w:name="_GoBack"/>
-      <w:bookmarkEnd w:id="0"/>
       <w:r>
         <w:rPr>
           <w:b/>
           <w:bCs/>
         </w:rPr>
-        <w:t>] Entidade Movement:</w:t>
+        <w:t xml:space="preserve">] Entidade </w:t>
+      </w:r>
+      <w:proofErr w:type="spellStart"/>
+      <w:r>
+        <w:rPr>
+          <w:b/>
+          <w:bCs/>
+        </w:rPr>
+        <w:t>Movement</w:t>
+      </w:r>
+      <w:proofErr w:type="spellEnd"/>
+      <w:r>
+        <w:rPr>
+          <w:b/>
+          <w:bCs/>
+        </w:rPr>
+        <w:t>:</w:t>
       </w:r>
       <w:r>
         <w:t xml:space="preserve"> </w:t>
@@ -411,13 +667,31 @@
       <w:r>
         <w:t xml:space="preserve"> uma trava de duplicidade de ativo e uma trava de duplicidade de usuário. No </w:t>
       </w:r>
+      <w:proofErr w:type="spellStart"/>
       <w:proofErr w:type="gramStart"/>
       <w:r>
         <w:t>TypeORM</w:t>
       </w:r>
-      <w:proofErr w:type="gramEnd"/>
-      <w:r>
-        <w:t xml:space="preserve"> (NestJS), a classe Movement terá a seguinte estrutura:</w:t>
+      <w:proofErr w:type="spellEnd"/>
+      <w:proofErr w:type="gramEnd"/>
+      <w:r>
+        <w:t xml:space="preserve"> (</w:t>
+      </w:r>
+      <w:proofErr w:type="spellStart"/>
+      <w:r>
+        <w:t>NestJS</w:t>
+      </w:r>
+      <w:proofErr w:type="spellEnd"/>
+      <w:r>
+        <w:t xml:space="preserve">), a classe </w:t>
+      </w:r>
+      <w:proofErr w:type="spellStart"/>
+      <w:r>
+        <w:t>Movement</w:t>
+      </w:r>
+      <w:proofErr w:type="spellEnd"/>
+      <w:r>
+        <w:t xml:space="preserve"> terá a seguinte estrutura:</w:t>
       </w:r>
     </w:p>
     <w:p>
@@ -434,7 +708,15 @@
       </w:r>
       <w:proofErr w:type="gramEnd"/>
       <w:r>
-        <w:t xml:space="preserve"> (UUID ou Integer): Identificador único da transação.</w:t>
+        <w:t xml:space="preserve"> (UUID ou </w:t>
+      </w:r>
+      <w:proofErr w:type="spellStart"/>
+      <w:r>
+        <w:t>Integer</w:t>
+      </w:r>
+      <w:proofErr w:type="spellEnd"/>
+      <w:r>
+        <w:t>): Identificador único da transação.</w:t>
       </w:r>
     </w:p>
     <w:p>
@@ -445,13 +727,31 @@
           <w:numId w:val="3"/>
         </w:numPr>
       </w:pPr>
+      <w:proofErr w:type="spellStart"/>
       <w:proofErr w:type="gramStart"/>
       <w:r>
         <w:t>collaboratorId</w:t>
       </w:r>
-      <w:proofErr w:type="gramEnd"/>
-      <w:r>
-        <w:t xml:space="preserve"> (Foreign Key): Vínculo com a tabela Collaborator.</w:t>
+      <w:proofErr w:type="spellEnd"/>
+      <w:proofErr w:type="gramEnd"/>
+      <w:r>
+        <w:t xml:space="preserve"> (</w:t>
+      </w:r>
+      <w:proofErr w:type="spellStart"/>
+      <w:r>
+        <w:t>Foreign</w:t>
+      </w:r>
+      <w:proofErr w:type="spellEnd"/>
+      <w:r>
+        <w:t xml:space="preserve"> Key): Vínculo com a tabela </w:t>
+      </w:r>
+      <w:proofErr w:type="spellStart"/>
+      <w:r>
+        <w:t>Collaborator</w:t>
+      </w:r>
+      <w:proofErr w:type="spellEnd"/>
+      <w:r>
+        <w:t>.</w:t>
       </w:r>
     </w:p>
     <w:p>
@@ -482,13 +782,31 @@
           <w:numId w:val="5"/>
         </w:numPr>
       </w:pPr>
+      <w:proofErr w:type="spellStart"/>
       <w:proofErr w:type="gramStart"/>
       <w:r>
         <w:t>assetId</w:t>
       </w:r>
-      <w:proofErr w:type="gramEnd"/>
-      <w:r>
-        <w:t xml:space="preserve"> (Foreign Key): Vínculo com a tabela Asset.</w:t>
+      <w:proofErr w:type="spellEnd"/>
+      <w:proofErr w:type="gramEnd"/>
+      <w:r>
+        <w:t xml:space="preserve"> (</w:t>
+      </w:r>
+      <w:proofErr w:type="spellStart"/>
+      <w:r>
+        <w:t>Foreign</w:t>
+      </w:r>
+      <w:proofErr w:type="spellEnd"/>
+      <w:r>
+        <w:t xml:space="preserve"> Key): Vínculo com a tabela </w:t>
+      </w:r>
+      <w:proofErr w:type="spellStart"/>
+      <w:r>
+        <w:t>Asset</w:t>
+      </w:r>
+      <w:proofErr w:type="spellEnd"/>
+      <w:r>
+        <w:t>.</w:t>
       </w:r>
     </w:p>
     <w:p>
@@ -508,7 +826,15 @@
       </w:r>
       <w:proofErr w:type="gramEnd"/>
       <w:r>
-        <w:t>0: Aponta para o ID do ativo (que possui o internalId que geramos na etiqueta).</w:t>
+        <w:t xml:space="preserve">0: Aponta para o ID do ativo (que possui o </w:t>
+      </w:r>
+      <w:proofErr w:type="spellStart"/>
+      <w:r>
+        <w:t>internalId</w:t>
+      </w:r>
+      <w:proofErr w:type="spellEnd"/>
+      <w:r>
+        <w:t xml:space="preserve"> que geramos na etiqueta).</w:t>
       </w:r>
     </w:p>
     <w:p>
@@ -519,13 +845,23 @@
           <w:numId w:val="5"/>
         </w:numPr>
       </w:pPr>
+      <w:proofErr w:type="spellStart"/>
       <w:proofErr w:type="gramStart"/>
       <w:r>
         <w:t>checkOutAt</w:t>
       </w:r>
-      <w:proofErr w:type="gramEnd"/>
-      <w:r>
-        <w:t xml:space="preserve"> (DateTime): Data e hora exata da retirada.</w:t>
+      <w:proofErr w:type="spellEnd"/>
+      <w:proofErr w:type="gramEnd"/>
+      <w:r>
+        <w:t xml:space="preserve"> (</w:t>
+      </w:r>
+      <w:proofErr w:type="spellStart"/>
+      <w:r>
+        <w:t>DateTime</w:t>
+      </w:r>
+      <w:proofErr w:type="spellEnd"/>
+      <w:r>
+        <w:t>): Data e hora exata da retirada.</w:t>
       </w:r>
     </w:p>
     <w:p>
@@ -548,13 +884,31 @@
           <w:numId w:val="5"/>
         </w:numPr>
       </w:pPr>
+      <w:proofErr w:type="spellStart"/>
       <w:proofErr w:type="gramStart"/>
       <w:r>
         <w:t>checkInAt</w:t>
       </w:r>
-      <w:proofErr w:type="gramEnd"/>
-      <w:r>
-        <w:t xml:space="preserve"> (DateTime, Nullable): Data e hora da devolução.</w:t>
+      <w:proofErr w:type="spellEnd"/>
+      <w:proofErr w:type="gramEnd"/>
+      <w:r>
+        <w:t xml:space="preserve"> (</w:t>
+      </w:r>
+      <w:proofErr w:type="spellStart"/>
+      <w:r>
+        <w:t>DateTime</w:t>
+      </w:r>
+      <w:proofErr w:type="spellEnd"/>
+      <w:r>
+        <w:t xml:space="preserve">, </w:t>
+      </w:r>
+      <w:proofErr w:type="spellStart"/>
+      <w:r>
+        <w:t>Nullable</w:t>
+      </w:r>
+      <w:proofErr w:type="spellEnd"/>
+      <w:r>
+        <w:t>): Data e hora da devolução.</w:t>
       </w:r>
     </w:p>
     <w:p>
@@ -577,13 +931,23 @@
           <w:numId w:val="5"/>
         </w:numPr>
       </w:pPr>
+      <w:proofErr w:type="spellStart"/>
       <w:proofErr w:type="gramStart"/>
       <w:r>
         <w:t>returnCondition</w:t>
       </w:r>
-      <w:proofErr w:type="gramEnd"/>
-      <w:r>
-        <w:t xml:space="preserve"> (Enum): Estado físico na devolução.</w:t>
+      <w:proofErr w:type="spellEnd"/>
+      <w:proofErr w:type="gramEnd"/>
+      <w:r>
+        <w:t xml:space="preserve"> (</w:t>
+      </w:r>
+      <w:proofErr w:type="spellStart"/>
+      <w:r>
+        <w:t>Enum</w:t>
+      </w:r>
+      <w:proofErr w:type="spellEnd"/>
+      <w:r>
+        <w:t>): Estado físico na devolução.</w:t>
       </w:r>
     </w:p>
     <w:p>
@@ -607,7 +971,31 @@
         </w:numPr>
       </w:pPr>
       <w:r>
-        <w:t>Padrão: NULL na criação (checkout), preenchido apenas no update (checkin).</w:t>
+        <w:t>Padrão: NULL na criação (</w:t>
+      </w:r>
+      <w:proofErr w:type="spellStart"/>
+      <w:r>
+        <w:t>checkout</w:t>
+      </w:r>
+      <w:proofErr w:type="spellEnd"/>
+      <w:r>
+        <w:t xml:space="preserve">), preenchido apenas no </w:t>
+      </w:r>
+      <w:proofErr w:type="spellStart"/>
+      <w:r>
+        <w:t>update</w:t>
+      </w:r>
+      <w:proofErr w:type="spellEnd"/>
+      <w:r>
+        <w:t xml:space="preserve"> (</w:t>
+      </w:r>
+      <w:proofErr w:type="spellStart"/>
+      <w:r>
+        <w:t>checkin</w:t>
+      </w:r>
+      <w:proofErr w:type="spellEnd"/>
+      <w:r>
+        <w:t>).</w:t>
       </w:r>
     </w:p>
     <w:p>
@@ -618,13 +1006,23 @@
           <w:numId w:val="5"/>
         </w:numPr>
       </w:pPr>
+      <w:proofErr w:type="spellStart"/>
       <w:proofErr w:type="gramStart"/>
       <w:r>
         <w:t>observation</w:t>
       </w:r>
-      <w:proofErr w:type="gramEnd"/>
-      <w:r>
-        <w:t xml:space="preserve"> (Text, Opcional): Campo livre para anotações automáticas ou manuais.</w:t>
+      <w:proofErr w:type="spellEnd"/>
+      <w:proofErr w:type="gramEnd"/>
+      <w:r>
+        <w:t xml:space="preserve"> (</w:t>
+      </w:r>
+      <w:proofErr w:type="spellStart"/>
+      <w:r>
+        <w:t>Text</w:t>
+      </w:r>
+      <w:proofErr w:type="spellEnd"/>
+      <w:r>
+        <w:t>, Opcional): Campo livre para anotações automáticas ou manuais.</w:t>
       </w:r>
     </w:p>
     <w:p>
@@ -635,9 +1033,14 @@
           <w:numId w:val="6"/>
         </w:numPr>
       </w:pPr>
+      <w:proofErr w:type="spellStart"/>
       <w:r>
         <w:lastRenderedPageBreak/>
-        <w:t>Ex: "Devolvido com atraso de 2 horas" ou "Botão lateral travando".</w:t>
+        <w:t>Ex</w:t>
+      </w:r>
+      <w:proofErr w:type="spellEnd"/>
+      <w:r>
+        <w:t>: "Devolvido com atraso de 2 horas" ou "Botão lateral travando".</w:t>
       </w:r>
     </w:p>
     <w:p/>
@@ -669,7 +1072,23 @@
           <w:b/>
           <w:sz w:val="24"/>
         </w:rPr>
-        <w:t>: Backoffice (Gestão de Cadastros) - [PENDENTE]</w:t>
+        <w:t xml:space="preserve">: </w:t>
+      </w:r>
+      <w:proofErr w:type="spellStart"/>
+      <w:r>
+        <w:rPr>
+          <w:b/>
+          <w:sz w:val="24"/>
+        </w:rPr>
+        <w:t>Backoffice</w:t>
+      </w:r>
+      <w:proofErr w:type="spellEnd"/>
+      <w:r>
+        <w:rPr>
+          <w:b/>
+          <w:sz w:val="24"/>
+        </w:rPr>
+        <w:t xml:space="preserve"> (Gestão de Cadastros) - [PENDENTE]</w:t>
       </w:r>
     </w:p>
     <w:p>
@@ -793,10 +1212,12 @@
       <w:r>
         <w:t xml:space="preserve">Tela de Cadastro: TI insere o </w:t>
       </w:r>
+      <w:proofErr w:type="spellStart"/>
       <w:proofErr w:type="gramStart"/>
       <w:r>
         <w:t>serialNumber</w:t>
       </w:r>
+      <w:proofErr w:type="spellEnd"/>
       <w:proofErr w:type="gramEnd"/>
       <w:r>
         <w:t xml:space="preserve"> e Modelo.</w:t>
@@ -834,7 +1255,31 @@
         <w:t>Gerador de Etiquetas:</w:t>
       </w:r>
       <w:r>
-        <w:t xml:space="preserve"> O sistema gera automaticamente o próximo internalId (Ex: 050) e cria um QR Code ou Código de Barras na tela para a TI imprimir na impressora térmica e colar no coletor.</w:t>
+        <w:t xml:space="preserve"> O sistema gera automaticamente o próximo </w:t>
+      </w:r>
+      <w:proofErr w:type="spellStart"/>
+      <w:r>
+        <w:t>internalId</w:t>
+      </w:r>
+      <w:proofErr w:type="spellEnd"/>
+      <w:r>
+        <w:t xml:space="preserve"> (</w:t>
+      </w:r>
+      <w:proofErr w:type="spellStart"/>
+      <w:r>
+        <w:t>Ex</w:t>
+      </w:r>
+      <w:proofErr w:type="spellEnd"/>
+      <w:r>
+        <w:t xml:space="preserve">: 050) e cria um QR </w:t>
+      </w:r>
+      <w:proofErr w:type="spellStart"/>
+      <w:r>
+        <w:t>Code</w:t>
+      </w:r>
+      <w:proofErr w:type="spellEnd"/>
+      <w:r>
+        <w:t xml:space="preserve"> ou Código de Barras na tela para a TI imprimir na impressora térmica e colar no coletor.</w:t>
       </w:r>
     </w:p>
     <w:p>
@@ -845,12 +1290,21 @@
           <w:numId w:val="6"/>
         </w:numPr>
       </w:pPr>
-      <w:r>
-        <w:rPr>
-          <w:i/>
-          <w:iCs/>
-        </w:rPr>
-        <w:t>Obs:</w:t>
+      <w:proofErr w:type="spellStart"/>
+      <w:r>
+        <w:rPr>
+          <w:i/>
+          <w:iCs/>
+        </w:rPr>
+        <w:t>Obs</w:t>
+      </w:r>
+      <w:proofErr w:type="spellEnd"/>
+      <w:r>
+        <w:rPr>
+          <w:i/>
+          <w:iCs/>
+        </w:rPr>
+        <w:t>:</w:t>
       </w:r>
       <w:r>
         <w:t xml:space="preserve"> Isso resolve o problema da falta de patrimônio físico.</w:t>
@@ -885,7 +1339,15 @@
         </w:numPr>
       </w:pPr>
       <w:r>
-        <w:t>O Desafio: Navegadores (React) tendem a adicionar cabeçalhos e rodapés automáticos na impressão, o que destrói o layout de etiquetas pequenas (térmicas).</w:t>
+        <w:t>O Desafio: Navegadores (</w:t>
+      </w:r>
+      <w:proofErr w:type="spellStart"/>
+      <w:r>
+        <w:t>React</w:t>
+      </w:r>
+      <w:proofErr w:type="spellEnd"/>
+      <w:r>
+        <w:t>) tendem a adicionar cabeçalhos e rodapés automáticos na impressão, o que destrói o layout de etiquetas pequenas (térmicas).</w:t>
       </w:r>
     </w:p>
     <w:p>
@@ -898,7 +1360,39 @@
       </w:r>
       <w:proofErr w:type="gramEnd"/>
       <w:r>
-        <w:t xml:space="preserve"> Fase 3, focaremos em gerar um PDF limpo pelo Backend (NestJS) ou usar CSS específico (@media print) para garantir que a etiqueta saia perfeita na Zebra/Honeywell sem desperdiçar papel.</w:t>
+        <w:t xml:space="preserve"> Fase 3, focaremos em gerar um PDF limpo pelo </w:t>
+      </w:r>
+      <w:proofErr w:type="spellStart"/>
+      <w:r>
+        <w:t>Backend</w:t>
+      </w:r>
+      <w:proofErr w:type="spellEnd"/>
+      <w:r>
+        <w:t xml:space="preserve"> (</w:t>
+      </w:r>
+      <w:proofErr w:type="spellStart"/>
+      <w:r>
+        <w:t>NestJS</w:t>
+      </w:r>
+      <w:proofErr w:type="spellEnd"/>
+      <w:r>
+        <w:t xml:space="preserve">) ou usar CSS específico (@media </w:t>
+      </w:r>
+      <w:proofErr w:type="spellStart"/>
+      <w:r>
+        <w:t>print</w:t>
+      </w:r>
+      <w:proofErr w:type="spellEnd"/>
+      <w:r>
+        <w:t>) para garantir que a etiqueta saia perfeita na Zebra/</w:t>
+      </w:r>
+      <w:proofErr w:type="spellStart"/>
+      <w:r>
+        <w:t>Honeywell</w:t>
+      </w:r>
+      <w:proofErr w:type="spellEnd"/>
+      <w:r>
+        <w:t xml:space="preserve"> sem desperdiçar papel.</w:t>
       </w:r>
     </w:p>
     <w:p>
@@ -929,7 +1423,39 @@
           <w:b/>
           <w:sz w:val="24"/>
         </w:rPr>
-        <w:t>: O Quiosque (Operação Diária Frontend React) - [PENDENTE]</w:t>
+        <w:t xml:space="preserve">: O Quiosque (Operação Diária </w:t>
+      </w:r>
+      <w:proofErr w:type="spellStart"/>
+      <w:r>
+        <w:rPr>
+          <w:b/>
+          <w:sz w:val="24"/>
+        </w:rPr>
+        <w:t>Frontend</w:t>
+      </w:r>
+      <w:proofErr w:type="spellEnd"/>
+      <w:r>
+        <w:rPr>
+          <w:b/>
+          <w:sz w:val="24"/>
+        </w:rPr>
+        <w:t xml:space="preserve"> </w:t>
+      </w:r>
+      <w:proofErr w:type="spellStart"/>
+      <w:r>
+        <w:rPr>
+          <w:b/>
+          <w:sz w:val="24"/>
+        </w:rPr>
+        <w:t>React</w:t>
+      </w:r>
+      <w:proofErr w:type="spellEnd"/>
+      <w:r>
+        <w:rPr>
+          <w:b/>
+          <w:sz w:val="24"/>
+        </w:rPr>
+        <w:t>) - [PENDENTE]</w:t>
       </w:r>
     </w:p>
     <w:p>
@@ -959,13 +1485,53 @@
           <w:b/>
           <w:bCs/>
         </w:rPr>
-        <w:t>] Setup Vite + React:</w:t>
+        <w:t xml:space="preserve">] Setup </w:t>
+      </w:r>
+      <w:proofErr w:type="spellStart"/>
+      <w:r>
+        <w:rPr>
+          <w:b/>
+          <w:bCs/>
+        </w:rPr>
+        <w:t>Vite</w:t>
+      </w:r>
+      <w:proofErr w:type="spellEnd"/>
+      <w:r>
+        <w:rPr>
+          <w:b/>
+          <w:bCs/>
+        </w:rPr>
+        <w:t xml:space="preserve"> + </w:t>
+      </w:r>
+      <w:proofErr w:type="spellStart"/>
+      <w:r>
+        <w:rPr>
+          <w:b/>
+          <w:bCs/>
+        </w:rPr>
+        <w:t>React</w:t>
+      </w:r>
+      <w:proofErr w:type="spellEnd"/>
+      <w:r>
+        <w:rPr>
+          <w:b/>
+          <w:bCs/>
+        </w:rPr>
+        <w:t>:</w:t>
       </w:r>
       <w:r>
         <w:t xml:space="preserve"> </w:t>
       </w:r>
       <w:r>
-        <w:t>(projeto web-assetguard).</w:t>
+        <w:t>(projeto web-</w:t>
+      </w:r>
+      <w:proofErr w:type="spellStart"/>
+      <w:r>
+        <w:t>assetguard</w:t>
+      </w:r>
+      <w:proofErr w:type="spellEnd"/>
+      <w:r>
+        <w:t>).</w:t>
       </w:r>
     </w:p>
     <w:p>
@@ -1018,7 +1584,23 @@
           <w:b/>
           <w:bCs/>
         </w:rPr>
-        <w:t>] Fluxo de Check-out (Retirada):</w:t>
+        <w:t xml:space="preserve">] Fluxo de </w:t>
+      </w:r>
+      <w:proofErr w:type="spellStart"/>
+      <w:r>
+        <w:rPr>
+          <w:b/>
+          <w:bCs/>
+        </w:rPr>
+        <w:t>Check</w:t>
+      </w:r>
+      <w:proofErr w:type="spellEnd"/>
+      <w:r>
+        <w:rPr>
+          <w:b/>
+          <w:bCs/>
+        </w:rPr>
+        <w:t>-out (Retirada):</w:t>
       </w:r>
     </w:p>
     <w:p>
@@ -1263,6 +1845,219 @@
           <w:iCs/>
         </w:rPr>
       </w:pPr>
+      <w:r>
+        <w:rPr>
+          <w:i/>
+          <w:iCs/>
+        </w:rPr>
+        <w:t>[x</w:t>
+      </w:r>
+      <w:r>
+        <w:rPr>
+          <w:i/>
+          <w:iCs/>
+        </w:rPr>
+        <w:t xml:space="preserve">] Fluxo de </w:t>
+      </w:r>
+      <w:proofErr w:type="spellStart"/>
+      <w:r>
+        <w:rPr>
+          <w:i/>
+          <w:iCs/>
+        </w:rPr>
+        <w:t>Check</w:t>
+      </w:r>
+      <w:proofErr w:type="spellEnd"/>
+      <w:r>
+        <w:rPr>
+          <w:i/>
+          <w:iCs/>
+        </w:rPr>
+        <w:t>-out (Retirada):</w:t>
+      </w:r>
+    </w:p>
+    <w:p>
+      <w:pPr>
+        <w:rPr>
+          <w:i/>
+          <w:iCs/>
+        </w:rPr>
+      </w:pPr>
+    </w:p>
+    <w:p>
+      <w:pPr>
+        <w:rPr>
+          <w:i/>
+          <w:iCs/>
+        </w:rPr>
+      </w:pPr>
+      <w:proofErr w:type="spellStart"/>
+      <w:r>
+        <w:rPr>
+          <w:i/>
+          <w:iCs/>
+        </w:rPr>
+        <w:t>Endpoint</w:t>
+      </w:r>
+      <w:proofErr w:type="spellEnd"/>
+      <w:r>
+        <w:rPr>
+          <w:i/>
+          <w:iCs/>
+        </w:rPr>
+        <w:t>: POST /</w:t>
+      </w:r>
+      <w:proofErr w:type="spellStart"/>
+      <w:r>
+        <w:rPr>
+          <w:i/>
+          <w:iCs/>
+        </w:rPr>
+        <w:t>movements</w:t>
+      </w:r>
+      <w:proofErr w:type="spellEnd"/>
+      <w:r>
+        <w:rPr>
+          <w:i/>
+          <w:iCs/>
+        </w:rPr>
+        <w:t>/</w:t>
+      </w:r>
+      <w:proofErr w:type="spellStart"/>
+      <w:r>
+        <w:rPr>
+          <w:i/>
+          <w:iCs/>
+        </w:rPr>
+        <w:t>checkout</w:t>
+      </w:r>
+      <w:proofErr w:type="spellEnd"/>
+    </w:p>
+    <w:p>
+      <w:pPr>
+        <w:rPr>
+          <w:i/>
+          <w:iCs/>
+        </w:rPr>
+      </w:pPr>
+    </w:p>
+    <w:p>
+      <w:pPr>
+        <w:rPr>
+          <w:i/>
+          <w:iCs/>
+        </w:rPr>
+      </w:pPr>
+      <w:r>
+        <w:rPr>
+          <w:i/>
+          <w:iCs/>
+        </w:rPr>
+        <w:t xml:space="preserve">Validação </w:t>
+      </w:r>
+      <w:proofErr w:type="gramStart"/>
+      <w:r>
+        <w:rPr>
+          <w:i/>
+          <w:iCs/>
+        </w:rPr>
+        <w:t>1</w:t>
+      </w:r>
+      <w:proofErr w:type="gramEnd"/>
+      <w:r>
+        <w:rPr>
+          <w:i/>
+          <w:iCs/>
+        </w:rPr>
+        <w:t xml:space="preserve">: O </w:t>
+      </w:r>
+      <w:proofErr w:type="spellStart"/>
+      <w:r>
+        <w:rPr>
+          <w:i/>
+          <w:iCs/>
+        </w:rPr>
+        <w:t>asset</w:t>
+      </w:r>
+      <w:proofErr w:type="spellEnd"/>
+      <w:r>
+        <w:rPr>
+          <w:i/>
+          <w:iCs/>
+        </w:rPr>
+        <w:t xml:space="preserve"> está com status DISPONIVEL? (Garante que não retirem algo em manutenção).</w:t>
+      </w:r>
+    </w:p>
+    <w:p>
+      <w:pPr>
+        <w:rPr>
+          <w:i/>
+          <w:iCs/>
+        </w:rPr>
+      </w:pPr>
+    </w:p>
+    <w:p>
+      <w:pPr>
+        <w:rPr>
+          <w:i/>
+          <w:iCs/>
+        </w:rPr>
+      </w:pPr>
+      <w:r>
+        <w:rPr>
+          <w:i/>
+          <w:iCs/>
+        </w:rPr>
+        <w:t xml:space="preserve">Validação </w:t>
+      </w:r>
+      <w:proofErr w:type="gramStart"/>
+      <w:r>
+        <w:rPr>
+          <w:i/>
+          <w:iCs/>
+        </w:rPr>
+        <w:t>2</w:t>
+      </w:r>
+      <w:proofErr w:type="gramEnd"/>
+      <w:r>
+        <w:rPr>
+          <w:i/>
+          <w:iCs/>
+        </w:rPr>
+        <w:t xml:space="preserve">: O </w:t>
+      </w:r>
+      <w:proofErr w:type="spellStart"/>
+      <w:r>
+        <w:rPr>
+          <w:i/>
+          <w:iCs/>
+        </w:rPr>
+        <w:t>employee</w:t>
+      </w:r>
+      <w:proofErr w:type="spellEnd"/>
+      <w:r>
+        <w:rPr>
+          <w:i/>
+          <w:iCs/>
+        </w:rPr>
+        <w:t xml:space="preserve"> já possui um ativo em aberto (sem devolução)? (Impede acumular coletores).</w:t>
+      </w:r>
+    </w:p>
+    <w:p>
+      <w:pPr>
+        <w:rPr>
+          <w:i/>
+          <w:iCs/>
+        </w:rPr>
+      </w:pPr>
+    </w:p>
+    <w:p>
+      <w:pPr>
+        <w:rPr>
+          <w:i/>
+          <w:iCs/>
+        </w:rPr>
+      </w:pPr>
       <w:proofErr w:type="gramStart"/>
       <w:r>
         <w:rPr>
@@ -1277,108 +2072,139 @@
           <w:i/>
           <w:iCs/>
         </w:rPr>
-        <w:t>] Fluxo de Check-out (Retirada):</w:t>
-      </w:r>
-    </w:p>
-    <w:p>
-      <w:pPr>
-        <w:rPr>
-          <w:i/>
-          <w:iCs/>
-        </w:rPr>
-      </w:pPr>
-    </w:p>
-    <w:p>
-      <w:pPr>
-        <w:rPr>
-          <w:i/>
-          <w:iCs/>
-        </w:rPr>
-      </w:pPr>
-      <w:r>
-        <w:rPr>
-          <w:i/>
-          <w:iCs/>
-        </w:rPr>
-        <w:t>Endpoint: POST /movements/checkout</w:t>
-      </w:r>
-    </w:p>
-    <w:p>
-      <w:pPr>
-        <w:rPr>
-          <w:i/>
-          <w:iCs/>
-        </w:rPr>
-      </w:pPr>
-    </w:p>
-    <w:p>
-      <w:pPr>
-        <w:rPr>
-          <w:i/>
-          <w:iCs/>
-        </w:rPr>
-      </w:pPr>
-      <w:r>
-        <w:rPr>
-          <w:i/>
-          <w:iCs/>
-        </w:rPr>
-        <w:t xml:space="preserve">Validação </w:t>
-      </w:r>
-      <w:proofErr w:type="gramStart"/>
-      <w:r>
-        <w:rPr>
-          <w:i/>
-          <w:iCs/>
-        </w:rPr>
-        <w:t>1</w:t>
-      </w:r>
-      <w:proofErr w:type="gramEnd"/>
-      <w:r>
-        <w:rPr>
-          <w:i/>
-          <w:iCs/>
-        </w:rPr>
-        <w:t>: O asset está com status DISPONIVEL? (Garante que não retirem algo em manutenção).</w:t>
-      </w:r>
-    </w:p>
-    <w:p>
-      <w:pPr>
-        <w:rPr>
-          <w:i/>
-          <w:iCs/>
-        </w:rPr>
-      </w:pPr>
-    </w:p>
-    <w:p>
-      <w:pPr>
-        <w:rPr>
-          <w:i/>
-          <w:iCs/>
-        </w:rPr>
-      </w:pPr>
-      <w:r>
-        <w:rPr>
-          <w:i/>
-          <w:iCs/>
-        </w:rPr>
-        <w:t xml:space="preserve">Validação </w:t>
-      </w:r>
-      <w:proofErr w:type="gramStart"/>
-      <w:r>
-        <w:rPr>
-          <w:i/>
-          <w:iCs/>
-        </w:rPr>
-        <w:t>2</w:t>
-      </w:r>
-      <w:proofErr w:type="gramEnd"/>
-      <w:r>
-        <w:rPr>
-          <w:i/>
-          <w:iCs/>
-        </w:rPr>
-        <w:t>: O employee já possui um ativo em aberto (sem devolução)? (Impede acumular coletores).</w:t>
+        <w:t>] Fluxo de Check-in (Devolução):</w:t>
+      </w:r>
+    </w:p>
+    <w:p>
+      <w:pPr>
+        <w:rPr>
+          <w:i/>
+          <w:iCs/>
+        </w:rPr>
+      </w:pPr>
+    </w:p>
+    <w:p>
+      <w:pPr>
+        <w:rPr>
+          <w:i/>
+          <w:iCs/>
+        </w:rPr>
+      </w:pPr>
+      <w:proofErr w:type="spellStart"/>
+      <w:r>
+        <w:rPr>
+          <w:i/>
+          <w:iCs/>
+        </w:rPr>
+        <w:t>Endpoint</w:t>
+      </w:r>
+      <w:proofErr w:type="spellEnd"/>
+      <w:r>
+        <w:rPr>
+          <w:i/>
+          <w:iCs/>
+        </w:rPr>
+        <w:t>: PATCH /</w:t>
+      </w:r>
+      <w:proofErr w:type="spellStart"/>
+      <w:r>
+        <w:rPr>
+          <w:i/>
+          <w:iCs/>
+        </w:rPr>
+        <w:t>movements</w:t>
+      </w:r>
+      <w:proofErr w:type="spellEnd"/>
+      <w:r>
+        <w:rPr>
+          <w:i/>
+          <w:iCs/>
+        </w:rPr>
+        <w:t>/</w:t>
+      </w:r>
+      <w:proofErr w:type="spellStart"/>
+      <w:r>
+        <w:rPr>
+          <w:i/>
+          <w:iCs/>
+        </w:rPr>
+        <w:t>checkin</w:t>
+      </w:r>
+      <w:proofErr w:type="spellEnd"/>
+    </w:p>
+    <w:p>
+      <w:pPr>
+        <w:rPr>
+          <w:i/>
+          <w:iCs/>
+        </w:rPr>
+      </w:pPr>
+    </w:p>
+    <w:p>
+      <w:pPr>
+        <w:rPr>
+          <w:i/>
+          <w:iCs/>
+        </w:rPr>
+      </w:pPr>
+      <w:r>
+        <w:rPr>
+          <w:i/>
+          <w:iCs/>
+        </w:rPr>
+        <w:t xml:space="preserve">Lógica: Recebe o ID do movimento + </w:t>
+      </w:r>
+      <w:proofErr w:type="spellStart"/>
+      <w:proofErr w:type="gramStart"/>
+      <w:r>
+        <w:rPr>
+          <w:i/>
+          <w:iCs/>
+        </w:rPr>
+        <w:t>statusSaude</w:t>
+      </w:r>
+      <w:proofErr w:type="spellEnd"/>
+      <w:proofErr w:type="gramEnd"/>
+      <w:r>
+        <w:rPr>
+          <w:i/>
+          <w:iCs/>
+        </w:rPr>
+        <w:t xml:space="preserve">. Se </w:t>
+      </w:r>
+      <w:proofErr w:type="spellStart"/>
+      <w:proofErr w:type="gramStart"/>
+      <w:r>
+        <w:rPr>
+          <w:i/>
+          <w:iCs/>
+        </w:rPr>
+        <w:t>statusSaude</w:t>
+      </w:r>
+      <w:proofErr w:type="spellEnd"/>
+      <w:proofErr w:type="gramEnd"/>
+      <w:r>
+        <w:rPr>
+          <w:i/>
+          <w:iCs/>
+        </w:rPr>
+        <w:t xml:space="preserve"> !== OK, altera o status do </w:t>
+      </w:r>
+      <w:proofErr w:type="spellStart"/>
+      <w:r>
+        <w:rPr>
+          <w:i/>
+          <w:iCs/>
+        </w:rPr>
+        <w:t>Asset</w:t>
+      </w:r>
+      <w:proofErr w:type="spellEnd"/>
+      <w:r>
+        <w:rPr>
+          <w:i/>
+          <w:iCs/>
+        </w:rPr>
+        <w:t xml:space="preserve"> automaticamente para MAINTENANCE.</w:t>
       </w:r>
     </w:p>
     <w:p>
@@ -1410,118 +2236,26 @@
           <w:i/>
           <w:iCs/>
         </w:rPr>
-        <w:t>] Fluxo de Check-in (Devolução):</w:t>
-      </w:r>
-    </w:p>
-    <w:p>
-      <w:pPr>
-        <w:rPr>
-          <w:i/>
-          <w:iCs/>
-        </w:rPr>
-      </w:pPr>
-    </w:p>
-    <w:p>
-      <w:pPr>
-        <w:rPr>
-          <w:i/>
-          <w:iCs/>
-        </w:rPr>
-      </w:pPr>
-      <w:r>
-        <w:rPr>
-          <w:i/>
-          <w:iCs/>
-        </w:rPr>
-        <w:t>Endpoint: PATCH /movements/checkin</w:t>
-      </w:r>
-    </w:p>
-    <w:p>
-      <w:pPr>
-        <w:rPr>
-          <w:i/>
-          <w:iCs/>
-        </w:rPr>
-      </w:pPr>
-    </w:p>
-    <w:p>
-      <w:pPr>
-        <w:rPr>
-          <w:i/>
-          <w:iCs/>
-        </w:rPr>
-      </w:pPr>
-      <w:r>
-        <w:rPr>
-          <w:i/>
-          <w:iCs/>
-        </w:rPr>
-        <w:t xml:space="preserve">Lógica: Recebe o ID do movimento + </w:t>
-      </w:r>
-      <w:proofErr w:type="gramStart"/>
-      <w:r>
-        <w:rPr>
-          <w:i/>
-          <w:iCs/>
-        </w:rPr>
-        <w:t>statusSaude</w:t>
-      </w:r>
-      <w:proofErr w:type="gramEnd"/>
-      <w:r>
-        <w:rPr>
-          <w:i/>
-          <w:iCs/>
-        </w:rPr>
-        <w:t xml:space="preserve">. Se </w:t>
-      </w:r>
-      <w:proofErr w:type="gramStart"/>
-      <w:r>
-        <w:rPr>
-          <w:i/>
-          <w:iCs/>
-        </w:rPr>
-        <w:t>statusSaude</w:t>
-      </w:r>
-      <w:proofErr w:type="gramEnd"/>
-      <w:r>
-        <w:rPr>
-          <w:i/>
-          <w:iCs/>
-        </w:rPr>
-        <w:t xml:space="preserve"> !== OK, altera o status do Asset automaticamente para MAINTENANCE.</w:t>
-      </w:r>
-    </w:p>
-    <w:p>
-      <w:pPr>
-        <w:rPr>
-          <w:i/>
-          <w:iCs/>
-        </w:rPr>
-      </w:pPr>
-    </w:p>
-    <w:p>
-      <w:pPr>
-        <w:rPr>
-          <w:i/>
-          <w:iCs/>
-        </w:rPr>
-      </w:pPr>
-      <w:proofErr w:type="gramStart"/>
-      <w:r>
-        <w:rPr>
-          <w:i/>
-          <w:iCs/>
-        </w:rPr>
-        <w:t xml:space="preserve">[ </w:t>
-      </w:r>
-      <w:proofErr w:type="gramEnd"/>
-      <w:r>
-        <w:rPr>
-          <w:i/>
-          <w:iCs/>
-        </w:rPr>
-        <w:t>] Lógica de Turnos (Cron Jobs):</w:t>
-      </w:r>
+        <w:t>] Lógica de Turnos (</w:t>
+      </w:r>
+      <w:proofErr w:type="spellStart"/>
+      <w:r>
+        <w:rPr>
+          <w:i/>
+          <w:iCs/>
+        </w:rPr>
+        <w:t>Cron</w:t>
+      </w:r>
+      <w:proofErr w:type="spellEnd"/>
+      <w:r>
+        <w:rPr>
+          <w:i/>
+          <w:iCs/>
+        </w:rPr>
+        <w:t xml:space="preserve"> Jobs):</w:t>
+      </w:r>
+      <w:bookmarkStart w:id="0" w:name="_GoBack"/>
+      <w:bookmarkEnd w:id="0"/>
     </w:p>
     <w:p>
       <w:pPr>
@@ -1609,7 +2343,15 @@
       </w:r>
       <w:proofErr w:type="gramEnd"/>
       <w:r>
-        <w:t>] Dashboard do Líder: Visão em tempo real de "quem está com o quê" e alertas de atraso.</w:t>
+        <w:t xml:space="preserve">] </w:t>
+      </w:r>
+      <w:proofErr w:type="spellStart"/>
+      <w:r>
+        <w:t>Dashboard</w:t>
+      </w:r>
+      <w:proofErr w:type="spellEnd"/>
+      <w:r>
+        <w:t xml:space="preserve"> do Líder: Visão em tempo real de "quem está com o quê" e alertas de atraso.</w:t>
       </w:r>
     </w:p>
     <w:p/>
@@ -1652,7 +2394,23 @@
           <w:b/>
           <w:sz w:val="24"/>
         </w:rPr>
-        <w:t>: Entrega e DevOps (Deployment Local) - [PENDENTE]</w:t>
+        <w:t xml:space="preserve">: Entrega e </w:t>
+      </w:r>
+      <w:proofErr w:type="spellStart"/>
+      <w:r>
+        <w:rPr>
+          <w:b/>
+          <w:sz w:val="24"/>
+        </w:rPr>
+        <w:t>DevOps</w:t>
+      </w:r>
+      <w:proofErr w:type="spellEnd"/>
+      <w:r>
+        <w:rPr>
+          <w:b/>
+          <w:sz w:val="24"/>
+        </w:rPr>
+        <w:t xml:space="preserve"> (Deployment Local) - [PENDENTE]</w:t>
       </w:r>
     </w:p>
     <w:p>
@@ -1679,7 +2437,23 @@
       </w:r>
       <w:proofErr w:type="gramEnd"/>
       <w:r>
-        <w:t>] Rotina de Backup: Script PowerShell para copiar o database.sqlite para um servidor de rede corporativo diariamente.</w:t>
+        <w:t xml:space="preserve">] Rotina de Backup: Script </w:t>
+      </w:r>
+      <w:proofErr w:type="spellStart"/>
+      <w:r>
+        <w:t>PowerShell</w:t>
+      </w:r>
+      <w:proofErr w:type="spellEnd"/>
+      <w:r>
+        <w:t xml:space="preserve"> para copiar o </w:t>
+      </w:r>
+      <w:proofErr w:type="spellStart"/>
+      <w:r>
+        <w:t>database.sqlite</w:t>
+      </w:r>
+      <w:proofErr w:type="spellEnd"/>
+      <w:r>
+        <w:t xml:space="preserve"> para um servidor de rede corporativo diariamente.</w:t>
       </w:r>
     </w:p>
     <w:p/>
@@ -1711,10 +2485,34 @@
           <w:b/>
           <w:bCs/>
         </w:rPr>
-        <w:t>] (Opcional Futuro) Dockerização:</w:t>
-      </w:r>
-      <w:r>
-        <w:t xml:space="preserve"> Criar o Dockerfile apenas como documentação de como o ambiente foi montado, caso decidamos migrar para containers no futuro.</w:t>
+        <w:t xml:space="preserve">] (Opcional Futuro) </w:t>
+      </w:r>
+      <w:proofErr w:type="spellStart"/>
+      <w:r>
+        <w:rPr>
+          <w:b/>
+          <w:bCs/>
+        </w:rPr>
+        <w:t>Dockerização</w:t>
+      </w:r>
+      <w:proofErr w:type="spellEnd"/>
+      <w:r>
+        <w:rPr>
+          <w:b/>
+          <w:bCs/>
+        </w:rPr>
+        <w:t>:</w:t>
+      </w:r>
+      <w:r>
+        <w:t xml:space="preserve"> Criar o </w:t>
+      </w:r>
+      <w:proofErr w:type="spellStart"/>
+      <w:r>
+        <w:t>Dockerfile</w:t>
+      </w:r>
+      <w:proofErr w:type="spellEnd"/>
+      <w:r>
+        <w:t xml:space="preserve"> apenas como documentação de como o ambiente foi montado, caso decidamos migrar para containers no futuro.</w:t>
       </w:r>
     </w:p>
     <w:p/>
